--- a/docs/会议纪要/第六次小组会议10月7日.docx
+++ b/docs/会议纪要/第六次小组会议10月7日.docx
@@ -427,7 +427,7 @@
                 <w:color w:val="787878"/>
                 <w:lang w:eastAsia="zh-CN"/>
               </w:rPr>
-              <w:t>彭博文、蔡雨杉、沈衡睿、牛婕、冶伟光（全员到会）</w:t>
+              <w:t>彭博文、蔡雨杉、沈衡睿、牛婕、冶伟光</w:t>
             </w:r>
           </w:p>
         </w:tc>
